--- a/Part-Two-Ch08-A-New-Birth-of-Freedom/The Election of 1864.docx
+++ b/Part-Two-Ch08-A-New-Birth-of-Freedom/The Election of 1864.docx
@@ -9,25 +9,22 @@
         <w:tblLook w:firstColumn="1" w:firstRow="1" w:lastColumn="0" w:lastRow="0" w:noHBand="0" w:noVBand="1" w:val="04A0"/>
       </w:tblPr>
       <w:tblGrid>
-        <w:gridCol w:w="9936"/>
+        <w:gridCol w:w="10224"/>
       </w:tblGrid>
       <w:tr>
         <w:tc>
           <w:tcPr>
-            <w:tcW w:type="dxa" w:w="9936"/>
+            <w:tcW w:type="dxa" w:w="10224"/>
             <w:shd w:val="clear" w:fill="B1442F"/>
           </w:tcPr>
           <w:p>
-            <w:pPr>
-              <w:jc w:val="left"/>
-            </w:pPr>
             <w:r>
               <w:rPr>
                 <w:b/>
                 <w:color w:val="FFE6DE"/>
                 <w:sz w:val="18"/>
               </w:rPr>
-              <w:t>CHAPTER 8 · DEEP DIVE · A HOUSE DIVIDED</w:t>
+              <w:t>PROMISE &amp; PRACTICE  ·  DEEP DIVE  ·  SOURCE ANALYSIS</w:t>
             </w:r>
           </w:p>
           <w:p>
@@ -35,18 +32,19 @@
               <w:rPr>
                 <w:b/>
                 <w:color w:val="FFFFFF"/>
-                <w:sz w:val="40"/>
+                <w:sz w:val="42"/>
               </w:rPr>
-              <w:t>The Election of 1864</w:t>
+              <w:t>The Election of 1864 — A House Divided</w:t>
             </w:r>
           </w:p>
           <w:p>
             <w:r>
               <w:rPr>
+                <w:i/>
                 <w:color w:val="FFE6DE"/>
-                <w:sz w:val="21"/>
+                <w:sz w:val="22"/>
               </w:rPr>
-              <w:t>In the middle of a civil war, the United States did something no nation at war had ever done: it stopped to hold an election. 1864.</w:t>
+              <w:t>A Nation Votes on Whether to Keep Fighting</w:t>
             </w:r>
           </w:p>
         </w:tc>
@@ -64,7 +62,7 @@
         <w:rPr>
           <w:sz w:val="21"/>
         </w:rPr>
-        <w:t xml:space="preserve">__________________________    </w:t>
+        <w:t xml:space="preserve">______________________________    </w:t>
       </w:r>
       <w:r>
         <w:rPr>
@@ -90,30 +88,153 @@
         <w:rPr>
           <w:sz w:val="21"/>
         </w:rPr>
-        <w:t>______________</w:t>
+        <w:t>________________</w:t>
+      </w:r>
+    </w:p>
+    <w:tbl>
+      <w:tblPr>
+        <w:tblW w:type="auto" w:w="0"/>
+        <w:tblLayout w:type="autofit"/>
+        <w:tblLook w:firstColumn="1" w:firstRow="1" w:lastColumn="0" w:lastRow="0" w:noHBand="0" w:noVBand="1" w:val="04A0"/>
+      </w:tblPr>
+      <w:tblGrid>
+        <w:gridCol w:w="10224"/>
+      </w:tblGrid>
+      <w:tr>
+        <w:tc>
+          <w:tcPr>
+            <w:tcW w:type="dxa" w:w="10224"/>
+            <w:shd w:val="clear" w:fill="f4c04e"/>
+          </w:tcPr>
+          <w:p>
+            <w:r>
+              <w:rPr>
+                <w:b/>
+                <w:color w:val="5A4512"/>
+                <w:sz w:val="19"/>
+              </w:rPr>
+              <w:t xml:space="preserve">WHAT I CAN DO TODAY   </w:t>
+            </w:r>
+            <w:r>
+              <w:rPr>
+                <w:color w:val="5A4512"/>
+                <w:sz w:val="21"/>
+              </w:rPr>
+              <w:t>I can read primary sources about The Election of 1864 — A House Divided, weigh who made each one and why, and use evidence to answer historical questions.</w:t>
+            </w:r>
+          </w:p>
+        </w:tc>
+      </w:tr>
+    </w:tbl>
+    <w:p>
+      <w:r>
+        <w:rPr>
+          <w:b/>
+          <w:color w:val="B1442F"/>
+        </w:rPr>
+        <w:t xml:space="preserve">Directions. </w:t>
+      </w:r>
+      <w:r>
+        <w:rPr>
+          <w:sz w:val="22"/>
+        </w:rPr>
+        <w:t>Two platforms, one enormous question. Weigh the arguments and judge the choice</w:t>
       </w:r>
     </w:p>
     <w:p/>
     <w:p>
       <w:r>
         <w:rPr>
+          <w:b/>
+          <w:color w:val="B1442F"/>
+          <w:sz w:val="26"/>
+        </w:rPr>
+        <w:t>THE SOURCES</w:t>
+      </w:r>
+    </w:p>
+    <w:p>
+      <w:pPr>
+        <w:spacing w:before="160"/>
+      </w:pPr>
+      <w:r>
+        <w:rPr>
+          <w:b/>
+          <w:color w:val="1C1714"/>
+          <w:sz w:val="23"/>
+        </w:rPr>
+        <w:t>SOURCE A · THE DEMOCRATIC PLATFORM · 1864  —  The case for peace</w:t>
+      </w:r>
+    </w:p>
+    <w:p>
+      <w:pPr>
+        <w:ind w:left="432"/>
+      </w:pPr>
+      <w:r>
+        <w:rPr>
           <w:i/>
           <w:color w:val="1C1714"/>
           <w:sz w:val="22"/>
         </w:rPr>
-        <w:t>In the middle of a civil war, the United States did something no nation at war had ever done: it stopped to hold an election. 1864.</w:t>
+        <w:t>“… after four years of failure to restore the Union by the experiment of war … [we] demand that immediate efforts be made for a cessation of hostilities … that peace may be restored on the basis of the Federal Union of the States.”</w:t>
+        <w:br/>
+        <w:t>— Democratic Party platform, 1864. Public domain</w:t>
+      </w:r>
+    </w:p>
+    <w:p>
+      <w:r>
+        <w:rPr>
+          <w:color w:val="6A6256"/>
+          <w:sz w:val="17"/>
+        </w:rPr>
+        <w:t>— Democratic Party platform, 1864. Public domain.</w:t>
       </w:r>
     </w:p>
     <w:p>
       <w:pPr>
-        <w:spacing w:after="80"/>
+        <w:spacing w:before="160"/>
       </w:pPr>
       <w:r>
         <w:rPr>
+          <w:b/>
           <w:color w:val="1C1714"/>
           <w:sz w:val="23"/>
         </w:rPr>
-        <w:t>Should a country hold a free election in the middle of a war it might lose — and let the voters decide whether to keep fighting?</w:t>
+        <w:t>SOURCE B · THE NATIONAL UNION PLATFORM · 1864  —  The case for victory and abolition</w:t>
+      </w:r>
+    </w:p>
+    <w:p>
+      <w:pPr>
+        <w:ind w:left="432"/>
+      </w:pPr>
+      <w:r>
+        <w:rPr>
+          <w:i/>
+          <w:color w:val="1C1714"/>
+          <w:sz w:val="22"/>
+        </w:rPr>
+        <w:t>“… we are in favor … of the complete suppression of the … Rebellion … [and] that … slavery … should be … prohibited throughout the … United States by an amendment to the Constitution.”</w:t>
+        <w:br/>
+        <w:t>— National Union (Republican) platform, 1864. Public domain</w:t>
+      </w:r>
+    </w:p>
+    <w:p>
+      <w:r>
+        <w:rPr>
+          <w:color w:val="6A6256"/>
+          <w:sz w:val="17"/>
+        </w:rPr>
+        <w:t>— National Union (Republican) platform, 1864. Public domain.</w:t>
+      </w:r>
+    </w:p>
+    <w:p/>
+    <w:p>
+      <w:r>
+        <w:rPr>
+          <w:b/>
+          <w:color w:val="B1442F"/>
+          <w:sz w:val="26"/>
+        </w:rPr>
+        <w:t>YOUR WORK</w:t>
       </w:r>
     </w:p>
     <w:p>
@@ -123,54 +244,65 @@
       <w:r>
         <w:rPr>
           <w:b/>
-          <w:color w:val="B1442F"/>
-          <w:sz w:val="28"/>
+          <w:color w:val="FFFFFF"/>
+          <w:sz w:val="20"/>
+          <w:shd w:val="clear" w:fill="B1442F"/>
         </w:rPr>
-        <w:t>Lincoln vs. McClellan</w:t>
+        <w:t xml:space="preserve">  QUESTION 1  </w:t>
+      </w:r>
+      <w:r>
+        <w:rPr>
+          <w:b/>
+          <w:color w:val="6A6256"/>
+          <w:sz w:val="18"/>
+        </w:rPr>
+        <w:t xml:space="preserve">   STEP 1 · LINE THEM UP</w:t>
       </w:r>
     </w:p>
     <w:p>
       <w:r>
         <w:rPr>
-          <w:b/>
-          <w:color w:val="6A6256"/>
-          <w:sz w:val="17"/>
+          <w:b w:val="0"/>
+          <w:color w:val="1C1714"/>
+          <w:sz w:val="23"/>
         </w:rPr>
-        <w:t>TWO MEN, TWO FUTURES</w:t>
+        <w:t>In your own words, what did each platform promise? What would a vote for McClellan (A) mean, and what would a vote for Lincoln (B) mean?</w:t>
       </w:r>
     </w:p>
     <w:p>
       <w:pPr>
-        <w:spacing w:after="80"/>
+        <w:spacing w:after="120"/>
       </w:pPr>
       <w:r>
         <w:rPr>
-          <w:color w:val="1C1714"/>
-          <w:sz w:val="23"/>
+          <w:color w:val="9A9286"/>
+          <w:sz w:val="22"/>
         </w:rPr>
-        <w:t>The choice was stark. Abraham Lincoln, running on the National Union ticket, stood for fighting the war through to total victory — and for ending slavery forever with a constitutional amendment.</w:t>
+        <w:t>____________________________________________________________________________________________</w:t>
       </w:r>
     </w:p>
     <w:p>
       <w:pPr>
-        <w:spacing w:after="80"/>
+        <w:spacing w:after="120"/>
       </w:pPr>
       <w:r>
         <w:rPr>
-          <w:color w:val="1C1714"/>
-          <w:sz w:val="23"/>
+          <w:color w:val="9A9286"/>
+          <w:sz w:val="22"/>
         </w:rPr>
-        <w:t>His opponent was George B. McClellan — the general Lincoln had once fired. McClellan's Democratic party ran on a platform declaring the war a “failure” and calling for a negotiated peace with the Confederacy.</w:t>
+        <w:t>____________________________________________________________________________________________</w:t>
       </w:r>
     </w:p>
     <w:p>
+      <w:pPr>
+        <w:spacing w:after="120"/>
+      </w:pPr>
       <w:r>
         <w:rPr>
-          <w:i/>
-          <w:color w:val="6A6256"/>
-          <w:sz w:val="17"/>
+          <w:color w:val="9A9286"/>
+          <w:sz w:val="22"/>
         </w:rPr>
-        <w:t>“Grand National Union Banner for 1864” — campaign print, Currier &amp; Ives, public domain (Library of Congress).</w:t>
+        <w:t>____________________________________________________________________________________________</w:t>
       </w:r>
     </w:p>
     <w:p>
@@ -180,52 +312,77 @@
       <w:r>
         <w:rPr>
           <w:b/>
-          <w:color w:val="B1442F"/>
-          <w:sz w:val="28"/>
+          <w:color w:val="FFFFFF"/>
+          <w:sz w:val="20"/>
+          <w:shd w:val="clear" w:fill="B1442F"/>
         </w:rPr>
-        <w:t>Lincoln and Johnson</w:t>
+        <w:t xml:space="preserve">  QUESTION 2  </w:t>
+      </w:r>
+      <w:r>
+        <w:rPr>
+          <w:b/>
+          <w:color w:val="6A6256"/>
+          <w:sz w:val="18"/>
+        </w:rPr>
+        <w:t xml:space="preserve">   STEP 2 · THE HIDDEN COST</w:t>
       </w:r>
     </w:p>
     <w:p>
       <w:r>
         <w:rPr>
-          <w:b/>
-          <w:color w:val="6A6256"/>
-          <w:sz w:val="17"/>
+          <w:b w:val="0"/>
+          <w:color w:val="1C1714"/>
+          <w:sz w:val="23"/>
         </w:rPr>
-        <w:t>THE NATIONAL UNION TICKET</w:t>
-      </w:r>
-    </w:p>
-    <w:p>
-      <w:r>
-        <w:rPr>
-          <w:i/>
-          <w:color w:val="1C1714"/>
-          <w:sz w:val="22"/>
-        </w:rPr>
-        <w:t>Lincoln chose Andrew Johnson, a Southern Unionist, as his running mate to signal a united country. Their banner promised “Liberty, Union, and Victory.”</w:t>
+        <w:t>Why would a negotiated peace in 1864 almost certainly have meant the survival of slavery?</w:t>
       </w:r>
     </w:p>
     <w:p>
       <w:pPr>
-        <w:spacing w:after="80"/>
+        <w:spacing w:after="40"/>
+        <w:ind w:left="432"/>
       </w:pPr>
       <w:r>
         <w:rPr>
-          <w:color w:val="1C1714"/>
-          <w:sz w:val="23"/>
+          <w:sz w:val="22"/>
         </w:rPr>
-        <w:t>“Grand National Union Banner for 1864” —</w:t>
+        <w:t>☐  A.  making peace meant recognizing the Confederacy, which existed to protect slavery</w:t>
       </w:r>
     </w:p>
     <w:p>
+      <w:pPr>
+        <w:spacing w:after="40"/>
+        <w:ind w:left="432"/>
+      </w:pPr>
       <w:r>
         <w:rPr>
-          <w:i/>
-          <w:color w:val="6A6256"/>
-          <w:sz w:val="17"/>
+          <w:sz w:val="22"/>
         </w:rPr>
-        <w:t>“Grand National Union Banner for 1864” — Lincoln and Johnson campaign print, public domain (Library of Congress).</w:t>
+        <w:t>☐  B.  the Democrats wanted more slavery in the North</w:t>
+      </w:r>
+    </w:p>
+    <w:p>
+      <w:pPr>
+        <w:spacing w:after="40"/>
+        <w:ind w:left="432"/>
+      </w:pPr>
+      <w:r>
+        <w:rPr>
+          <w:sz w:val="22"/>
+        </w:rPr>
+        <w:t>☐  C.  Lincoln had already lost the war</w:t>
+      </w:r>
+    </w:p>
+    <w:p>
+      <w:pPr>
+        <w:spacing w:after="40"/>
+        <w:ind w:left="432"/>
+      </w:pPr>
+      <w:r>
+        <w:rPr>
+          <w:sz w:val="22"/>
+        </w:rPr>
+        <w:t>☐  D.  peace had nothing to do with slavery</w:t>
       </w:r>
     </w:p>
     <w:p>
@@ -235,54 +392,65 @@
       <w:r>
         <w:rPr>
           <w:b/>
-          <w:color w:val="B1442F"/>
-          <w:sz w:val="28"/>
+          <w:color w:val="FFFFFF"/>
+          <w:sz w:val="20"/>
+          <w:shd w:val="clear" w:fill="B1442F"/>
         </w:rPr>
-        <w:t>The Stakes</w:t>
+        <w:t xml:space="preserve">  QUESTION 3  </w:t>
+      </w:r>
+      <w:r>
+        <w:rPr>
+          <w:b/>
+          <w:color w:val="6A6256"/>
+          <w:sz w:val="18"/>
+        </w:rPr>
+        <w:t xml:space="preserve">   STEP 3 · THE SOLDIER VOTE</w:t>
       </w:r>
     </w:p>
     <w:p>
       <w:r>
         <w:rPr>
-          <w:b/>
-          <w:color w:val="6A6256"/>
-          <w:sz w:val="17"/>
+          <w:b w:val="0"/>
+          <w:color w:val="1C1714"/>
+          <w:sz w:val="23"/>
         </w:rPr>
-        <w:t>WHAT PEACE WOULD HAVE MEANT</w:t>
+        <w:t>Soldiers had the most reason to want the war over, yet they voted about 3-to-1 for Lincoln. Explain why the men doing the fighting would vote to keep fighting.</w:t>
       </w:r>
     </w:p>
     <w:p>
       <w:pPr>
-        <w:spacing w:after="80"/>
+        <w:spacing w:after="120"/>
       </w:pPr>
       <w:r>
         <w:rPr>
-          <w:color w:val="1C1714"/>
-          <w:sz w:val="23"/>
+          <w:color w:val="9A9286"/>
+          <w:sz w:val="22"/>
         </w:rPr>
-        <w:t>A negotiated peace sounded humane to a war-weary public. But it carried a hidden price: to stop the war, the Union would almost certainly have had to recognize the Confederacy — and allow slavery to survive in it.</w:t>
+        <w:t>____________________________________________________________________________________________</w:t>
       </w:r>
     </w:p>
     <w:p>
       <w:pPr>
-        <w:spacing w:after="80"/>
+        <w:spacing w:after="120"/>
       </w:pPr>
       <w:r>
         <w:rPr>
-          <w:color w:val="1C1714"/>
-          <w:sz w:val="23"/>
+          <w:color w:val="9A9286"/>
+          <w:sz w:val="22"/>
         </w:rPr>
-        <w:t>So the election was really a referendum on the war's deepest questions: Keep fighting, and end slavery? Or make peace, and let the nation stay split and partly enslaved?</w:t>
+        <w:t>____________________________________________________________________________________________</w:t>
       </w:r>
     </w:p>
     <w:p>
+      <w:pPr>
+        <w:spacing w:after="120"/>
+      </w:pPr>
       <w:r>
         <w:rPr>
-          <w:i/>
-          <w:color w:val="6A6256"/>
-          <w:sz w:val="17"/>
+          <w:color w:val="9A9286"/>
+          <w:sz w:val="22"/>
         </w:rPr>
-        <w:t>“The True Issue, or ‘That’s What’s the Matter’” — campaign cartoon, Currier &amp; Ives, 1864, public domain (Library of Congress).</w:t>
+        <w:t>____________________________________________________________________________________________</w:t>
       </w:r>
     </w:p>
     <w:p>
@@ -292,133 +460,91 @@
       <w:r>
         <w:rPr>
           <w:b/>
-          <w:color w:val="B1442F"/>
-          <w:sz w:val="28"/>
+          <w:color w:val="FFFFFF"/>
+          <w:sz w:val="20"/>
+          <w:shd w:val="clear" w:fill="B1442F"/>
         </w:rPr>
-        <w:t>“The True Issue”</w:t>
+        <w:t xml:space="preserve">  QUESTION 4  </w:t>
+      </w:r>
+      <w:r>
+        <w:rPr>
+          <w:b/>
+          <w:color w:val="6A6256"/>
+          <w:sz w:val="18"/>
+        </w:rPr>
+        <w:t xml:space="preserve">   STEP 4 · YOUR JUDGMENT</w:t>
       </w:r>
     </w:p>
     <w:p>
       <w:r>
         <w:rPr>
-          <w:b/>
-          <w:color w:val="6A6256"/>
-          <w:sz w:val="17"/>
+          <w:b w:val="0"/>
+          <w:color w:val="1C1714"/>
+          <w:sz w:val="23"/>
         </w:rPr>
-        <w:t>A CAMPAIGN CARTOON</w:t>
-      </w:r>
-    </w:p>
-    <w:p>
-      <w:r>
-        <w:rPr>
-          <w:i/>
-          <w:color w:val="1C1714"/>
-          <w:sz w:val="22"/>
-        </w:rPr>
-        <w:t>In this Democratic cartoon, a tiny McClellan stands between Lincoln and Jefferson Davis, each tearing at a map of the Union, as if only McClellan could hold the country together. Campaign images made the argument in pictures.</w:t>
-      </w:r>
-    </w:p>
-    <w:p>
-      <w:r>
-        <w:rPr>
-          <w:i/>
-          <w:color w:val="6A6256"/>
-          <w:sz w:val="17"/>
-        </w:rPr>
-        <w:t>“The True Issue, or ‘That's What's the Matter’” — campaign cartoon, 1864, public domain (Library of Congress).</w:t>
+        <w:t>No nation had ever held a free election in the middle of a civil war. In three or four sentences, argue whether holding the 1864 election was wise or dangerous — and what it showed about American democracy.</w:t>
       </w:r>
     </w:p>
     <w:p>
       <w:pPr>
-        <w:spacing w:before="200"/>
+        <w:spacing w:after="120"/>
       </w:pPr>
       <w:r>
         <w:rPr>
-          <w:b/>
-          <w:color w:val="B1442F"/>
-          <w:sz w:val="28"/>
+          <w:color w:val="9A9286"/>
+          <w:sz w:val="22"/>
         </w:rPr>
-        <w:t>The Men Who Were Fighting Voted</w:t>
-      </w:r>
-    </w:p>
-    <w:p>
-      <w:r>
-        <w:rPr>
-          <w:b/>
-          <w:color w:val="6A6256"/>
-          <w:sz w:val="17"/>
-        </w:rPr>
-        <w:t>THE SOLDIERS DECIDE</w:t>
+        <w:t>____________________________________________________________________________________________</w:t>
       </w:r>
     </w:p>
     <w:p>
       <w:pPr>
-        <w:spacing w:after="80"/>
+        <w:spacing w:after="120"/>
       </w:pPr>
       <w:r>
         <w:rPr>
-          <w:color w:val="1C1714"/>
-          <w:sz w:val="23"/>
+          <w:color w:val="9A9286"/>
+          <w:sz w:val="22"/>
         </w:rPr>
-        <w:t>One group's vote carried enormous weight: the soldiers. They had every reason to want the war over — yet they voted overwhelmingly for Lincoln, roughly 3 to 1. They would not see their sacrifice end in a peace that left the job undone.</w:t>
+        <w:t>____________________________________________________________________________________________</w:t>
       </w:r>
     </w:p>
     <w:p>
       <w:pPr>
-        <w:spacing w:after="80"/>
+        <w:spacing w:after="120"/>
       </w:pPr>
       <w:r>
         <w:rPr>
-          <w:color w:val="1C1714"/>
-          <w:sz w:val="23"/>
+          <w:color w:val="9A9286"/>
+          <w:sz w:val="22"/>
         </w:rPr>
-        <w:t>Boosted by the fall of Atlanta and the soldier vote, Lincoln won in a landslide — 212 electoral votes to 21. The nation had voted, in the middle of a war, to finish it.</w:t>
-      </w:r>
-    </w:p>
-    <w:p>
-      <w:r>
-        <w:rPr>
-          <w:i/>
-          <w:color w:val="6A6256"/>
-          <w:sz w:val="17"/>
-        </w:rPr>
-        <w:t>Turning points, 1863–65 — map, © ShadowDog Digital Studios (SDS Digital Collection).</w:t>
+        <w:t>____________________________________________________________________________________________</w:t>
       </w:r>
     </w:p>
     <w:p>
       <w:pPr>
-        <w:spacing w:before="200"/>
+        <w:spacing w:after="120"/>
       </w:pPr>
       <w:r>
         <w:rPr>
-          <w:b/>
-          <w:color w:val="B1442F"/>
-          <w:sz w:val="28"/>
+          <w:color w:val="9A9286"/>
+          <w:sz w:val="22"/>
         </w:rPr>
-        <w:t>Judge the Arguments</w:t>
+        <w:t>____________________________________________________________________________________________</w:t>
       </w:r>
     </w:p>
     <w:p>
+      <w:pPr>
+        <w:spacing w:after="120"/>
+      </w:pPr>
       <w:r>
         <w:rPr>
-          <w:b/>
-          <w:color w:val="6A6256"/>
-          <w:sz w:val="17"/>
+          <w:color w:val="9A9286"/>
+          <w:sz w:val="22"/>
         </w:rPr>
-        <w:t>YOUR TURN</w:t>
+        <w:t>____________________________________________________________________________________________</w:t>
       </w:r>
     </w:p>
-    <w:p>
-      <w:r>
-        <w:rPr>
-          <w:i/>
-          <w:color w:val="1C1714"/>
-          <w:sz w:val="22"/>
-        </w:rPr>
-        <w:t>You'll put the two 1864 platforms side by side and practice argumentation — weighing each side's claims and explaining why the voters, and the soldiers, chose as they did.</w:t>
-      </w:r>
-    </w:p>
-    <w:p/>
     <w:p>
       <w:pPr>
         <w:jc w:val="center"/>
@@ -431,9 +557,160 @@
         <w:t>Promise &amp; Practice · ShadowDog Digital Studios · Unit 2</w:t>
       </w:r>
     </w:p>
+    <w:p>
+      <w:r>
+        <w:br w:type="page"/>
+      </w:r>
+    </w:p>
+    <w:tbl>
+      <w:tblPr>
+        <w:tblW w:type="auto" w:w="0"/>
+        <w:tblLayout w:type="autofit"/>
+        <w:tblLook w:firstColumn="1" w:firstRow="1" w:lastColumn="0" w:lastRow="0" w:noHBand="0" w:noVBand="1" w:val="04A0"/>
+      </w:tblPr>
+      <w:tblGrid>
+        <w:gridCol w:w="10224"/>
+      </w:tblGrid>
+      <w:tr>
+        <w:tc>
+          <w:tcPr>
+            <w:tcW w:type="dxa" w:w="10224"/>
+            <w:shd w:val="clear" w:fill="2c2219"/>
+          </w:tcPr>
+          <w:p>
+            <w:r>
+              <w:rPr>
+                <w:b/>
+                <w:color w:val="F0A184"/>
+                <w:sz w:val="28"/>
+              </w:rPr>
+              <w:t>TEACHER ANSWER KEY  —  The Election of 1864 — A House Divided</w:t>
+            </w:r>
+          </w:p>
+        </w:tc>
+      </w:tr>
+    </w:tbl>
+    <w:p/>
+    <w:p>
+      <w:r>
+        <w:rPr>
+          <w:b/>
+          <w:color w:val="B1442F"/>
+          <w:sz w:val="22"/>
+        </w:rPr>
+        <w:t xml:space="preserve">QUESTION 1:  </w:t>
+      </w:r>
+      <w:r>
+        <w:rPr>
+          <w:sz w:val="22"/>
+        </w:rPr>
+        <w:t>Open response.</w:t>
+      </w:r>
+    </w:p>
+    <w:p>
+      <w:pPr>
+        <w:ind w:left="432"/>
+      </w:pPr>
+      <w:r>
+        <w:rPr>
+          <w:i/>
+          <w:color w:val="6A6256"/>
+          <w:sz w:val="21"/>
+        </w:rPr>
+        <w:t>Look for a response along the lines of: “A (McClellan) promised… B (Lincoln) promised…”</w:t>
+      </w:r>
+    </w:p>
+    <w:p>
+      <w:r>
+        <w:rPr>
+          <w:b/>
+          <w:color w:val="B1442F"/>
+          <w:sz w:val="22"/>
+        </w:rPr>
+        <w:t xml:space="preserve">QUESTION 2:  </w:t>
+      </w:r>
+      <w:r>
+        <w:rPr>
+          <w:b/>
+          <w:sz w:val="22"/>
+        </w:rPr>
+        <w:t>Correct — A. making peace meant recognizing the Confederacy, which existed to protect slavery</w:t>
+      </w:r>
+    </w:p>
+    <w:p>
+      <w:pPr>
+        <w:ind w:left="432"/>
+      </w:pPr>
+      <w:r>
+        <w:rPr>
+          <w:i/>
+          <w:color w:val="6A6256"/>
+          <w:sz w:val="21"/>
+        </w:rPr>
+        <w:t>Right. Stopping the war short of victory would have meant recognizing the Confederacy — and the Confederacy existed to protect slavery. Peace meant slavery survived.</w:t>
+      </w:r>
+    </w:p>
+    <w:p>
+      <w:r>
+        <w:rPr>
+          <w:b/>
+          <w:color w:val="B1442F"/>
+          <w:sz w:val="22"/>
+        </w:rPr>
+        <w:t xml:space="preserve">QUESTION 3:  </w:t>
+      </w:r>
+      <w:r>
+        <w:rPr>
+          <w:sz w:val="22"/>
+        </w:rPr>
+        <w:t>Open response.</w:t>
+      </w:r>
+    </w:p>
+    <w:p>
+      <w:pPr>
+        <w:ind w:left="432"/>
+      </w:pPr>
+      <w:r>
+        <w:rPr>
+          <w:i/>
+          <w:color w:val="6A6256"/>
+          <w:sz w:val="21"/>
+        </w:rPr>
+        <w:t>Look for a response along the lines of: “The soldiers voted for Lincoln because…”</w:t>
+      </w:r>
+    </w:p>
+    <w:p>
+      <w:r>
+        <w:rPr>
+          <w:b/>
+          <w:color w:val="B1442F"/>
+          <w:sz w:val="22"/>
+        </w:rPr>
+        <w:t xml:space="preserve">QUESTION 4:  </w:t>
+      </w:r>
+      <w:r>
+        <w:rPr>
+          <w:sz w:val="22"/>
+        </w:rPr>
+        <w:t>Open response.</w:t>
+      </w:r>
+    </w:p>
+    <w:p>
+      <w:pPr>
+        <w:ind w:left="432"/>
+      </w:pPr>
+      <w:r>
+        <w:rPr>
+          <w:i/>
+          <w:color w:val="6A6256"/>
+          <w:sz w:val="21"/>
+        </w:rPr>
+        <w:t>Look for a response along the lines of: “Holding the election was ___ because…”</w:t>
+      </w:r>
+    </w:p>
     <w:sectPr>
       <w:pgSz w:w="12240" w:h="15840"/>
-      <w:pgMar w:top="1152" w:right="1152" w:bottom="1152" w:left="1152" w:header="720" w:footer="720" w:gutter="0"/>
+      <w:pgMar w:top="1008" w:right="1008" w:bottom="1008" w:left="1008" w:header="720" w:footer="720" w:gutter="0"/>
       <w:cols w:space="720"/>
       <w:docGrid w:linePitch="360"/>
     </w:sectPr>
